--- a/docs/ahg-2026/pre-event-message.docx
+++ b/docs/ahg-2026/pre-event-message.docx
@@ -149,6 +149,19 @@
       </w:r>
     </w:p>
     <w:p>
+      <w:pPr>
+        <w:pStyle w:val="ListNumber"/>
+        <w:numPr>
+          <w:ilvl w:val="0"/>
+          <w:numId w:val="10"/>
+        </w:numPr>
+      </w:pPr>
+      <w:r>
+        <w:rPr/>
+        <w:t>Answer the five-minute survey at letitglow.app/ahg/survey, so we have your path, your laptop and any access needs ready on the day.</w:t>
+      </w:r>
+    </w:p>
+    <w:p>
       <w:r>
         <w:rPr/>
         <w:t xml:space="preserve">If a step does not work, write to </w:t>
@@ -190,7 +203,7 @@
       </w:pPr>
       <w:r>
         <w:rPr/>
-        <w:t>Headphones, if you use a screen reader.</w:t>
+        <w:t>Headphones, if you use a screen reader. Read "If you use a screen reader" in the kit's README before the day; it is at letitglow.app/ahg/kit.</w:t>
       </w:r>
     </w:p>
     <w:p>
@@ -234,7 +247,7 @@
       </w:pPr>
       <w:r>
         <w:rPr/>
-        <w:t>Afternoon: share it to the open-source AHG 2026 collection on GitHub, with one form and your name on it, then add it to an agent team and watch the team work through the whole course.</w:t>
+        <w:t>Afternoon: add it to an agent team and watch the team work through the whole course, then share it to the open-source AHG 2026 collection on GitHub, with one form and your name on it.</w:t>
       </w:r>
     </w:p>
     <w:p>
